--- a/materialien/Akte7_Generalprobe/4_Lehrerhinweise/DD_A7_Lehrerhinweise.docx
+++ b/materialien/Akte7_Generalprobe/4_Lehrerhinweise/DD_A7_Lehrerhinweise.docx
@@ -1564,7 +1564,7 @@
               <w:rPr>
                 <w:sz w:val="17"/>
               </w:rPr>
-              <w:t>Sitzordnung, Hilfsmittel (Operatorenübersicht), Zeitbudget ≈ 2 min je BE, Ermittlernummern austeilen</w:t>
+              <w:t>Sitzordnung, Hilfsmittel (Operatorenübersicht, Ergänzende Hinweise §8 als Anlage der Prüfung), Zeitbudget ≈ 2 min je BE, Ermittlernummern austeilen</w:t>
             </w:r>
           </w:p>
         </w:tc>
